--- a/L54_P3_Teacher_Packet.docx
+++ b/L54_P3_Teacher_Packet.docx
@@ -777,7 +777,7 @@
         <w:t>The suspension cables from the Golden Gate Bridge's towers are farther above the roadway near the towers and closer to the roadway near the middle of the bridge. You can figure out your distance from the middle of the bridge, x, in feet, and the height of the suspension cable, y, in feet, by using the given equation. About how far is the cable from the roadway when you are 200 ft from the middle of the bridge?</w:t>
         <w:br/>
         <w:br/>
-        <w:t>\placeholder{photo}{Golden Gate Bridge with the equation x = \frac{√(y - 220)}{0.010583} pointing to the suspension cable.}</w:t>
+        <w:t>\placeholder{photo}{Golden Gate Bridge with the equation x = (√(y - 220))/(0.010583) pointing to the suspension cable.}</w:t>
         <w:br/>
         <w:br/>
         <w:t>Rewrite the equation to isolate y so you can express the vertical distance between the roadway of the bridge and the suspension cable in terms of x.</w:t>
@@ -785,17 +785,17 @@
         <w:br/>
         <w:t>\begin{align*}</w:t>
         <w:br/>
-        <w:t xml:space="preserve">x &amp;= \frac{√(y - 220)}{0.010583} </w:t>
+        <w:t xml:space="preserve">x &amp;= (√(y - 220))/(0.010583) </w:t>
         <w:br/>
         <w:t xml:space="preserve">0.010583x &amp;= √(y - 220) </w:t>
         <w:br/>
-        <w:t xml:space="preserve">(0.010583x)^2 &amp;= (√(y - 220))^2 </w:t>
+        <w:t xml:space="preserve">(0.010583x)² &amp;= (√(y - 220))² </w:t>
         <w:br/>
-        <w:t xml:space="preserve">0.000112x^2 &amp;≈ y - 220 </w:t>
+        <w:t xml:space="preserve">0.000112x² &amp;≈ y - 220 </w:t>
         <w:br/>
-        <w:t xml:space="preserve">0.000112x^2 + 220 &amp;≈ y </w:t>
+        <w:t xml:space="preserve">0.000112x² + 220 &amp;≈ y </w:t>
         <w:br/>
-        <w:t xml:space="preserve">0.000112(200)^2 + 220 &amp;≈ y </w:t>
+        <w:t xml:space="preserve">0.000112(200)² + 220 &amp;≈ y </w:t>
         <w:br/>
         <w:t>224.48 &amp;≈ y</w:t>
         <w:br/>
@@ -858,7 +858,7 @@
         <w:rPr>
           <w:sz w:val="22"/>
         </w:rPr>
-        <w:t>Complete the table to solve for the unknown value in the equation (y=\sqrt[3]{2x+z}-12), using the given values in each row.</w:t>
+        <w:t>Complete the table to solve for the unknown value in the equation (y=³√(2x+z)-12), using the given values in each row.</w:t>
         <w:br/>
         <w:br/>
         <w:t>TABLE:</w:t>
@@ -1373,7 +1373,7 @@
         <w:rPr>
           <w:sz w:val="22"/>
         </w:rPr>
-        <w:t>Solve for (y). (x=3\sqrt[3]{15+y})</w:t>
+        <w:t>Solve for (y). (x=3³√(15+y))</w:t>
       </w:r>
     </w:p>
     <w:p>
@@ -1429,7 +1429,7 @@
         <w:rPr>
           <w:sz w:val="22"/>
         </w:rPr>
-        <w:t>Solve for (y). (x=\frac{√(2y)}{26})</w:t>
+        <w:t>Solve for (y). (x=(√(2y))/(26))</w:t>
       </w:r>
     </w:p>
     <w:p>
@@ -1485,7 +1485,7 @@
         <w:rPr>
           <w:sz w:val="22"/>
         </w:rPr>
-        <w:t>Solve for (y). (x=\frac{√(y-14.2)}{0.05})</w:t>
+        <w:t>Solve for (y). (x=(√(y-14.2))/(0.05))</w:t>
       </w:r>
     </w:p>
     <w:p>
@@ -1541,7 +1541,7 @@
         <w:rPr>
           <w:sz w:val="22"/>
         </w:rPr>
-        <w:t>Solve using the formula (BSA=\sqrt{\frac{H· M}{3{,}600}}). A sports medicine specialist determines that a hot-weather training strategy is appropriate for this athlete. To the nearest tenth, what can the mass of the athlete be for the training strategy to be appropriate?</w:t>
+        <w:t>Solve using the formula (BSA=√((H· M)/(3,600))). A sports medicine specialist determines that a hot-weather training strategy is appropriate for this athlete. To the nearest tenth, what can the mass of the athlete be for the training strategy to be appropriate?</w:t>
         <w:br/>
         <w:br/>
         <w:t>[IMAGE: Athlete in white coat at a finish line with labels "BSA &lt; 2.0" and "165 cm".]</w:t>
